--- a/Шаблоны/Грамота ВсОШ ШЭ.docx
+++ b/Шаблоны/Грамота ВсОШ ШЭ.docx
@@ -10,7 +10,6 @@
           <w:sz w:val="28"/>
         </w:rPr>
       </w:pPr>
-      <w:bookmarkStart w:id="0" w:name="_GoBack"/>
       <w:r>
         <w:rPr>
           <w:noProof/>
@@ -74,12 +73,11 @@
           </wp:anchor>
         </w:drawing>
       </w:r>
-      <w:bookmarkEnd w:id="0"/>
       <w:r>
         <w:rPr>
           <w:sz w:val="32"/>
         </w:rPr>
-        <w:t>%ОО%</w:t>
+        <w:t>ОО</w:t>
       </w:r>
     </w:p>
     <w:p>
@@ -129,7 +127,7 @@
         <w:rPr>
           <w:sz w:val="40"/>
         </w:rPr>
-        <w:t>%у/ам%</w:t>
+        <w:t>%окон%</w:t>
       </w:r>
       <w:r>
         <w:rPr>
@@ -243,15 +241,10 @@
           <w:sz w:val="36"/>
           <w:szCs w:val="40"/>
         </w:rPr>
-        <w:t xml:space="preserve">МАОУ СОШ № 65 </w:t>
-      </w:r>
-      <w:r>
-        <w:rPr>
-          <w:sz w:val="36"/>
-          <w:szCs w:val="40"/>
-        </w:rPr>
-        <w:t>с УИОП</w:t>
-      </w:r>
+        <w:t>%ОО%</w:t>
+      </w:r>
+      <w:bookmarkStart w:id="0" w:name="_GoBack"/>
+      <w:bookmarkEnd w:id="0"/>
     </w:p>
     <w:p>
       <w:pPr>
